--- a/OYWB-book.docx
+++ b/OYWB-book.docx
@@ -91,13 +91,13 @@
       </w:r>
     </w:p>
     <w:bookmarkEnd w:id="20"/>
-    <w:bookmarkStart w:id="22" w:name="set-up"/>
+    <w:bookmarkStart w:id="22" w:name="surah-02"/>
     <w:p>
       <w:pPr>
         <w:pStyle w:val="Heading1"/>
       </w:pPr>
       <w:r>
-        <w:t xml:space="preserve">1. Set-up</w:t>
+        <w:t xml:space="preserve">1. Surah 02</w:t>
       </w:r>
     </w:p>
     <w:p>
@@ -105,7 +105,7 @@
         <w:pStyle w:val="FirstParagraph"/>
       </w:pPr>
       <w:r>
-        <w:t xml:space="preserve">This is a template for a simple Quarto book output to html, PDF or docx format. It includes a GitHub Action that will build the website automatically when you make changes to the files. The NOAA palette and fonts has been added to</w:t>
+        <w:t xml:space="preserve">This template is for a simple Quarto book output to html, PDF, or docx format. It includes a GitHub Action that will build the website automatically when you make changes to the files. The NOAA palette and fonts has been added to</w:t>
       </w:r>
       <w:r>
         <w:t xml:space="preserve"> </w:t>
@@ -186,7 +186,7 @@
         </w:numPr>
       </w:pPr>
       <w:r>
-        <w:t xml:space="preserve">Turn on GitHub Pages under Settings &gt; Pages . You will set pages to be made from the gh-pages branch and root directory.</w:t>
+        <w:t xml:space="preserve">Turn on GitHub Pages under Settings &gt; Pages. You will set pages to be made from the gh-pages branch and root directory.</w:t>
       </w:r>
       <w:r>
         <w:t xml:space="preserve"> </w:t>

--- a/OYWB-book.docx
+++ b/OYWB-book.docx
@@ -143,13 +143,13 @@
         <w:t xml:space="preserve">The GitHub Action installs R so you can have R code in your qmd or Rmd files. Note, you do not need to make changes to your Rmd files unless your need Quarto features like cross-references.</w:t>
       </w:r>
     </w:p>
-    <w:bookmarkStart w:id="21" w:name="github-set-up"/>
+    <w:bookmarkStart w:id="21" w:name="ayat-104"/>
     <w:p>
       <w:pPr>
         <w:pStyle w:val="Heading2"/>
       </w:pPr>
       <w:r>
-        <w:t xml:space="preserve">1.1 GitHub Set-up</w:t>
+        <w:t xml:space="preserve">1.1 Ayat 104</w:t>
       </w:r>
     </w:p>
     <w:p>
